--- a/results/table_01_descriptive_statistics.docx
+++ b/results/table_01_descriptive_statistics.docx
@@ -5,20 +5,20 @@
     <w:tbl>
       <w:tblPr>
         <w:tblStyle w:val="Table"/>
-        <w:tblW w:type="pct" w:w="4679"/>
+        <w:tblW w:type="pct" w:w="4663"/>
         <w:tblLayout w:type="fixed"/>
         <w:tblLook w:firstRow="1" w:lastRow="0" w:firstColumn="0" w:lastColumn="0" w:noHBand="0" w:noVBand="0" w:val="0020"/>
       </w:tblPr>
       <w:tblGrid>
-        <w:gridCol w:w="2107"/>
-        <w:gridCol w:w="653"/>
-        <w:gridCol w:w="1089"/>
-        <w:gridCol w:w="508"/>
-        <w:gridCol w:w="508"/>
-        <w:gridCol w:w="508"/>
-        <w:gridCol w:w="653"/>
-        <w:gridCol w:w="508"/>
-        <w:gridCol w:w="871"/>
+        <w:gridCol w:w="1827"/>
+        <w:gridCol w:w="685"/>
+        <w:gridCol w:w="1142"/>
+        <w:gridCol w:w="533"/>
+        <w:gridCol w:w="533"/>
+        <w:gridCol w:w="533"/>
+        <w:gridCol w:w="685"/>
+        <w:gridCol w:w="533"/>
+        <w:gridCol w:w="913"/>
       </w:tblGrid>
       <w:tr>
         <w:trPr>
@@ -138,19 +138,19 @@
               <w:jc w:val="left"/>
             </w:pPr>
             <w:r>
-              <w:t xml:space="preserve">sales_growth_3y</w:t>
-            </w:r>
-          </w:p>
-        </w:tc>
-        <w:tc>
-          <w:tcPr/>
-          <w:p>
-            <w:pPr>
-              <w:pStyle w:val="Compact"/>
-              <w:jc w:val="left"/>
-            </w:pPr>
-            <w:r>
-              <w:t xml:space="preserve">4421</w:t>
+              <w:t xml:space="preserve">ln_sales</w:t>
+            </w:r>
+          </w:p>
+        </w:tc>
+        <w:tc>
+          <w:tcPr/>
+          <w:p>
+            <w:pPr>
+              <w:pStyle w:val="Compact"/>
+              <w:jc w:val="left"/>
+            </w:pPr>
+            <w:r>
+              <w:t xml:space="preserve">5951</w:t>
             </w:r>
           </w:p>
         </w:tc>
@@ -174,55 +174,55 @@
               <w:jc w:val="left"/>
             </w:pPr>
             <w:r>
-              <w:t xml:space="preserve">0.3</w:t>
-            </w:r>
-          </w:p>
-        </w:tc>
-        <w:tc>
-          <w:tcPr/>
-          <w:p>
-            <w:pPr>
-              <w:pStyle w:val="Compact"/>
-              <w:jc w:val="left"/>
-            </w:pPr>
-            <w:r>
-              <w:t xml:space="preserve">0.8</w:t>
-            </w:r>
-          </w:p>
-        </w:tc>
-        <w:tc>
-          <w:tcPr/>
-          <w:p>
-            <w:pPr>
-              <w:pStyle w:val="Compact"/>
-              <w:jc w:val="left"/>
-            </w:pPr>
-            <w:r>
-              <w:t xml:space="preserve">-1.9</w:t>
-            </w:r>
-          </w:p>
-        </w:tc>
-        <w:tc>
-          <w:tcPr/>
-          <w:p>
-            <w:pPr>
-              <w:pStyle w:val="Compact"/>
-              <w:jc w:val="left"/>
-            </w:pPr>
-            <w:r>
-              <w:t xml:space="preserve">0.2</w:t>
-            </w:r>
-          </w:p>
-        </w:tc>
-        <w:tc>
-          <w:tcPr/>
-          <w:p>
-            <w:pPr>
-              <w:pStyle w:val="Compact"/>
-              <w:jc w:val="left"/>
-            </w:pPr>
-            <w:r>
-              <w:t xml:space="preserve">3.3</w:t>
+              <w:t xml:space="preserve">17.0</w:t>
+            </w:r>
+          </w:p>
+        </w:tc>
+        <w:tc>
+          <w:tcPr/>
+          <w:p>
+            <w:pPr>
+              <w:pStyle w:val="Compact"/>
+              <w:jc w:val="left"/>
+            </w:pPr>
+            <w:r>
+              <w:t xml:space="preserve">3.2</w:t>
+            </w:r>
+          </w:p>
+        </w:tc>
+        <w:tc>
+          <w:tcPr/>
+          <w:p>
+            <w:pPr>
+              <w:pStyle w:val="Compact"/>
+              <w:jc w:val="left"/>
+            </w:pPr>
+            <w:r>
+              <w:t xml:space="preserve">10.6</w:t>
+            </w:r>
+          </w:p>
+        </w:tc>
+        <w:tc>
+          <w:tcPr/>
+          <w:p>
+            <w:pPr>
+              <w:pStyle w:val="Compact"/>
+              <w:jc w:val="left"/>
+            </w:pPr>
+            <w:r>
+              <w:t xml:space="preserve">16.7</w:t>
+            </w:r>
+          </w:p>
+        </w:tc>
+        <w:tc>
+          <w:tcPr/>
+          <w:p>
+            <w:pPr>
+              <w:pStyle w:val="Compact"/>
+              <w:jc w:val="left"/>
+            </w:pPr>
+            <w:r>
+              <w:t xml:space="preserve">25.1</w:t>
             </w:r>
           </w:p>
         </w:tc>
@@ -244,19 +244,19 @@
               <w:jc w:val="left"/>
             </w:pPr>
             <w:r>
-              <w:t xml:space="preserve">ln_sales</w:t>
-            </w:r>
-          </w:p>
-        </w:tc>
-        <w:tc>
-          <w:tcPr/>
-          <w:p>
-            <w:pPr>
-              <w:pStyle w:val="Compact"/>
-              <w:jc w:val="left"/>
-            </w:pPr>
-            <w:r>
-              <w:t xml:space="preserve">2834</w:t>
+              <w:t xml:space="preserve">ln_employees</w:t>
+            </w:r>
+          </w:p>
+        </w:tc>
+        <w:tc>
+          <w:tcPr/>
+          <w:p>
+            <w:pPr>
+              <w:pStyle w:val="Compact"/>
+              <w:jc w:val="left"/>
+            </w:pPr>
+            <w:r>
+              <w:t xml:space="preserve">2187</w:t>
             </w:r>
           </w:p>
         </w:tc>
@@ -280,18 +280,6 @@
               <w:jc w:val="left"/>
             </w:pPr>
             <w:r>
-              <w:t xml:space="preserve">17.8</w:t>
-            </w:r>
-          </w:p>
-        </w:tc>
-        <w:tc>
-          <w:tcPr/>
-          <w:p>
-            <w:pPr>
-              <w:pStyle w:val="Compact"/>
-              <w:jc w:val="left"/>
-            </w:pPr>
-            <w:r>
               <w:t xml:space="preserve">3.4</w:t>
             </w:r>
           </w:p>
@@ -304,31 +292,43 @@
               <w:jc w:val="left"/>
             </w:pPr>
             <w:r>
-              <w:t xml:space="preserve">10.6</w:t>
-            </w:r>
-          </w:p>
-        </w:tc>
-        <w:tc>
-          <w:tcPr/>
-          <w:p>
-            <w:pPr>
-              <w:pStyle w:val="Compact"/>
-              <w:jc w:val="left"/>
-            </w:pPr>
-            <w:r>
-              <w:t xml:space="preserve">17.5</w:t>
-            </w:r>
-          </w:p>
-        </w:tc>
-        <w:tc>
-          <w:tcPr/>
-          <w:p>
-            <w:pPr>
-              <w:pStyle w:val="Compact"/>
-              <w:jc w:val="left"/>
-            </w:pPr>
-            <w:r>
-              <w:t xml:space="preserve">25.1</w:t>
+              <w:t xml:space="preserve">1.3</w:t>
+            </w:r>
+          </w:p>
+        </w:tc>
+        <w:tc>
+          <w:tcPr/>
+          <w:p>
+            <w:pPr>
+              <w:pStyle w:val="Compact"/>
+              <w:jc w:val="left"/>
+            </w:pPr>
+            <w:r>
+              <w:t xml:space="preserve">0.0</w:t>
+            </w:r>
+          </w:p>
+        </w:tc>
+        <w:tc>
+          <w:tcPr/>
+          <w:p>
+            <w:pPr>
+              <w:pStyle w:val="Compact"/>
+              <w:jc w:val="left"/>
+            </w:pPr>
+            <w:r>
+              <w:t xml:space="preserve">3.1</w:t>
+            </w:r>
+          </w:p>
+        </w:tc>
+        <w:tc>
+          <w:tcPr/>
+          <w:p>
+            <w:pPr>
+              <w:pStyle w:val="Compact"/>
+              <w:jc w:val="left"/>
+            </w:pPr>
+            <w:r>
+              <w:t xml:space="preserve">10.1</w:t>
             </w:r>
           </w:p>
         </w:tc>
@@ -350,19 +350,19 @@
               <w:jc w:val="left"/>
             </w:pPr>
             <w:r>
-              <w:t xml:space="preserve">ln_sales_per_worker</w:t>
-            </w:r>
-          </w:p>
-        </w:tc>
-        <w:tc>
-          <w:tcPr/>
-          <w:p>
-            <w:pPr>
-              <w:pStyle w:val="Compact"/>
-              <w:jc w:val="left"/>
-            </w:pPr>
-            <w:r>
-              <w:t xml:space="preserve">5829</w:t>
+              <w:t xml:space="preserve">high_competition</w:t>
+            </w:r>
+          </w:p>
+        </w:tc>
+        <w:tc>
+          <w:tcPr/>
+          <w:p>
+            <w:pPr>
+              <w:pStyle w:val="Compact"/>
+              <w:jc w:val="left"/>
+            </w:pPr>
+            <w:r>
+              <w:t xml:space="preserve">2</w:t>
             </w:r>
           </w:p>
         </w:tc>
@@ -386,55 +386,55 @@
               <w:jc w:val="left"/>
             </w:pPr>
             <w:r>
-              <w:t xml:space="preserve">14.1</w:t>
-            </w:r>
-          </w:p>
-        </w:tc>
-        <w:tc>
-          <w:tcPr/>
-          <w:p>
-            <w:pPr>
-              <w:pStyle w:val="Compact"/>
-              <w:jc w:val="left"/>
-            </w:pPr>
-            <w:r>
-              <w:t xml:space="preserve">2.9</w:t>
-            </w:r>
-          </w:p>
-        </w:tc>
-        <w:tc>
-          <w:tcPr/>
-          <w:p>
-            <w:pPr>
-              <w:pStyle w:val="Compact"/>
-              <w:jc w:val="left"/>
-            </w:pPr>
-            <w:r>
-              <w:t xml:space="preserve">8.1</w:t>
-            </w:r>
-          </w:p>
-        </w:tc>
-        <w:tc>
-          <w:tcPr/>
-          <w:p>
-            <w:pPr>
-              <w:pStyle w:val="Compact"/>
-              <w:jc w:val="left"/>
-            </w:pPr>
-            <w:r>
-              <w:t xml:space="preserve">13.5</w:t>
-            </w:r>
-          </w:p>
-        </w:tc>
-        <w:tc>
-          <w:tcPr/>
-          <w:p>
-            <w:pPr>
-              <w:pStyle w:val="Compact"/>
-              <w:jc w:val="left"/>
-            </w:pPr>
-            <w:r>
-              <w:t xml:space="preserve">20.5</w:t>
+              <w:t xml:space="preserve">0.6</w:t>
+            </w:r>
+          </w:p>
+        </w:tc>
+        <w:tc>
+          <w:tcPr/>
+          <w:p>
+            <w:pPr>
+              <w:pStyle w:val="Compact"/>
+              <w:jc w:val="left"/>
+            </w:pPr>
+            <w:r>
+              <w:t xml:space="preserve">0.5</w:t>
+            </w:r>
+          </w:p>
+        </w:tc>
+        <w:tc>
+          <w:tcPr/>
+          <w:p>
+            <w:pPr>
+              <w:pStyle w:val="Compact"/>
+              <w:jc w:val="left"/>
+            </w:pPr>
+            <w:r>
+              <w:t xml:space="preserve">0.0</w:t>
+            </w:r>
+          </w:p>
+        </w:tc>
+        <w:tc>
+          <w:tcPr/>
+          <w:p>
+            <w:pPr>
+              <w:pStyle w:val="Compact"/>
+              <w:jc w:val="left"/>
+            </w:pPr>
+            <w:r>
+              <w:t xml:space="preserve">1.0</w:t>
+            </w:r>
+          </w:p>
+        </w:tc>
+        <w:tc>
+          <w:tcPr/>
+          <w:p>
+            <w:pPr>
+              <w:pStyle w:val="Compact"/>
+              <w:jc w:val="left"/>
+            </w:pPr>
+            <w:r>
+              <w:t xml:space="preserve">1.0</w:t>
             </w:r>
           </w:p>
         </w:tc>
@@ -456,19 +456,19 @@
               <w:jc w:val="left"/>
             </w:pPr>
             <w:r>
-              <w:t xml:space="preserve">competition_pressure_index</w:t>
-            </w:r>
-          </w:p>
-        </w:tc>
-        <w:tc>
-          <w:tcPr/>
-          <w:p>
-            <w:pPr>
-              <w:pStyle w:val="Compact"/>
-              <w:jc w:val="left"/>
-            </w:pPr>
-            <w:r>
-              <w:t xml:space="preserve">40</w:t>
+              <w:t xml:space="preserve">competition_intensity</w:t>
+            </w:r>
+          </w:p>
+        </w:tc>
+        <w:tc>
+          <w:tcPr/>
+          <w:p>
+            <w:pPr>
+              <w:pStyle w:val="Compact"/>
+              <w:jc w:val="left"/>
+            </w:pPr>
+            <w:r>
+              <w:t xml:space="preserve">4</w:t>
             </w:r>
           </w:p>
         </w:tc>
@@ -492,6 +492,30 @@
               <w:jc w:val="left"/>
             </w:pPr>
             <w:r>
+              <w:t xml:space="preserve">2.5</w:t>
+            </w:r>
+          </w:p>
+        </w:tc>
+        <w:tc>
+          <w:tcPr/>
+          <w:p>
+            <w:pPr>
+              <w:pStyle w:val="Compact"/>
+              <w:jc w:val="left"/>
+            </w:pPr>
+            <w:r>
+              <w:t xml:space="preserve">0.8</w:t>
+            </w:r>
+          </w:p>
+        </w:tc>
+        <w:tc>
+          <w:tcPr/>
+          <w:p>
+            <w:pPr>
+              <w:pStyle w:val="Compact"/>
+              <w:jc w:val="left"/>
+            </w:pPr>
+            <w:r>
               <w:t xml:space="preserve">0.0</w:t>
             </w:r>
           </w:p>
@@ -504,43 +528,19 @@
               <w:jc w:val="left"/>
             </w:pPr>
             <w:r>
-              <w:t xml:space="preserve">1.0</w:t>
-            </w:r>
-          </w:p>
-        </w:tc>
-        <w:tc>
-          <w:tcPr/>
-          <w:p>
-            <w:pPr>
-              <w:pStyle w:val="Compact"/>
-              <w:jc w:val="left"/>
-            </w:pPr>
-            <w:r>
-              <w:t xml:space="preserve">-2.5</w:t>
-            </w:r>
-          </w:p>
-        </w:tc>
-        <w:tc>
-          <w:tcPr/>
-          <w:p>
-            <w:pPr>
-              <w:pStyle w:val="Compact"/>
-              <w:jc w:val="left"/>
-            </w:pPr>
-            <w:r>
-              <w:t xml:space="preserve">0.2</w:t>
-            </w:r>
-          </w:p>
-        </w:tc>
-        <w:tc>
-          <w:tcPr/>
-          <w:p>
-            <w:pPr>
-              <w:pStyle w:val="Compact"/>
-              <w:jc w:val="left"/>
-            </w:pPr>
-            <w:r>
-              <w:t xml:space="preserve">1.4</w:t>
+              <w:t xml:space="preserve">3.0</w:t>
+            </w:r>
+          </w:p>
+        </w:tc>
+        <w:tc>
+          <w:tcPr/>
+          <w:p>
+            <w:pPr>
+              <w:pStyle w:val="Compact"/>
+              <w:jc w:val="left"/>
+            </w:pPr>
+            <w:r>
+              <w:t xml:space="preserve">3.0</w:t>
             </w:r>
           </w:p>
         </w:tc>
@@ -562,55 +562,55 @@
               <w:jc w:val="left"/>
             </w:pPr>
             <w:r>
-              <w:t xml:space="preserve">competition_intensity</w:t>
-            </w:r>
-          </w:p>
-        </w:tc>
-        <w:tc>
-          <w:tcPr/>
-          <w:p>
-            <w:pPr>
-              <w:pStyle w:val="Compact"/>
-              <w:jc w:val="left"/>
-            </w:pPr>
-            <w:r>
-              <w:t xml:space="preserve">4</w:t>
-            </w:r>
-          </w:p>
-        </w:tc>
-        <w:tc>
-          <w:tcPr/>
-          <w:p>
-            <w:pPr>
-              <w:pStyle w:val="Compact"/>
-              <w:jc w:val="left"/>
-            </w:pPr>
-            <w:r>
-              <w:t xml:space="preserve">0</w:t>
-            </w:r>
-          </w:p>
-        </w:tc>
-        <w:tc>
-          <w:tcPr/>
-          <w:p>
-            <w:pPr>
-              <w:pStyle w:val="Compact"/>
-              <w:jc w:val="left"/>
-            </w:pPr>
-            <w:r>
-              <w:t xml:space="preserve">2.5</w:t>
-            </w:r>
-          </w:p>
-        </w:tc>
-        <w:tc>
-          <w:tcPr/>
-          <w:p>
-            <w:pPr>
-              <w:pStyle w:val="Compact"/>
-              <w:jc w:val="left"/>
-            </w:pPr>
-            <w:r>
-              <w:t xml:space="preserve">0.8</w:t>
+              <w:t xml:space="preserve">informal_competition</w:t>
+            </w:r>
+          </w:p>
+        </w:tc>
+        <w:tc>
+          <w:tcPr/>
+          <w:p>
+            <w:pPr>
+              <w:pStyle w:val="Compact"/>
+              <w:jc w:val="left"/>
+            </w:pPr>
+            <w:r>
+              <w:t xml:space="preserve">3</w:t>
+            </w:r>
+          </w:p>
+        </w:tc>
+        <w:tc>
+          <w:tcPr/>
+          <w:p>
+            <w:pPr>
+              <w:pStyle w:val="Compact"/>
+              <w:jc w:val="left"/>
+            </w:pPr>
+            <w:r>
+              <w:t xml:space="preserve">35</w:t>
+            </w:r>
+          </w:p>
+        </w:tc>
+        <w:tc>
+          <w:tcPr/>
+          <w:p>
+            <w:pPr>
+              <w:pStyle w:val="Compact"/>
+              <w:jc w:val="left"/>
+            </w:pPr>
+            <w:r>
+              <w:t xml:space="preserve">0.6</w:t>
+            </w:r>
+          </w:p>
+        </w:tc>
+        <w:tc>
+          <w:tcPr/>
+          <w:p>
+            <w:pPr>
+              <w:pStyle w:val="Compact"/>
+              <w:jc w:val="left"/>
+            </w:pPr>
+            <w:r>
+              <w:t xml:space="preserve">0.5</w:t>
             </w:r>
           </w:p>
         </w:tc>
@@ -634,19 +634,19 @@
               <w:jc w:val="left"/>
             </w:pPr>
             <w:r>
-              <w:t xml:space="preserve">3.0</w:t>
-            </w:r>
-          </w:p>
-        </w:tc>
-        <w:tc>
-          <w:tcPr/>
-          <w:p>
-            <w:pPr>
-              <w:pStyle w:val="Compact"/>
-              <w:jc w:val="left"/>
-            </w:pPr>
-            <w:r>
-              <w:t xml:space="preserve">3.0</w:t>
+              <w:t xml:space="preserve">1.0</w:t>
+            </w:r>
+          </w:p>
+        </w:tc>
+        <w:tc>
+          <w:tcPr/>
+          <w:p>
+            <w:pPr>
+              <w:pStyle w:val="Compact"/>
+              <w:jc w:val="left"/>
+            </w:pPr>
+            <w:r>
+              <w:t xml:space="preserve">1.0</w:t>
             </w:r>
           </w:p>
         </w:tc>
@@ -668,7 +668,19 @@
               <w:jc w:val="left"/>
             </w:pPr>
             <w:r>
-              <w:t xml:space="preserve">informal_competition</w:t>
+              <w:t xml:space="preserve">informal_obstacle</w:t>
+            </w:r>
+          </w:p>
+        </w:tc>
+        <w:tc>
+          <w:tcPr/>
+          <w:p>
+            <w:pPr>
+              <w:pStyle w:val="Compact"/>
+              <w:jc w:val="left"/>
+            </w:pPr>
+            <w:r>
+              <w:t xml:space="preserve">6</w:t>
             </w:r>
           </w:p>
         </w:tc>
@@ -692,31 +704,19 @@
               <w:jc w:val="left"/>
             </w:pPr>
             <w:r>
-              <w:t xml:space="preserve">0</w:t>
-            </w:r>
-          </w:p>
-        </w:tc>
-        <w:tc>
-          <w:tcPr/>
-          <w:p>
-            <w:pPr>
-              <w:pStyle w:val="Compact"/>
-              <w:jc w:val="left"/>
-            </w:pPr>
-            <w:r>
-              <w:t xml:space="preserve">0.6</w:t>
-            </w:r>
-          </w:p>
-        </w:tc>
-        <w:tc>
-          <w:tcPr/>
-          <w:p>
-            <w:pPr>
-              <w:pStyle w:val="Compact"/>
-              <w:jc w:val="left"/>
-            </w:pPr>
-            <w:r>
-              <w:t xml:space="preserve">0.5</w:t>
+              <w:t xml:space="preserve">1.8</w:t>
+            </w:r>
+          </w:p>
+        </w:tc>
+        <w:tc>
+          <w:tcPr/>
+          <w:p>
+            <w:pPr>
+              <w:pStyle w:val="Compact"/>
+              <w:jc w:val="left"/>
+            </w:pPr>
+            <w:r>
+              <w:t xml:space="preserve">1.4</w:t>
             </w:r>
           </w:p>
         </w:tc>
@@ -740,19 +740,19 @@
               <w:jc w:val="left"/>
             </w:pPr>
             <w:r>
-              <w:t xml:space="preserve">1.0</w:t>
-            </w:r>
-          </w:p>
-        </w:tc>
-        <w:tc>
-          <w:tcPr/>
-          <w:p>
-            <w:pPr>
-              <w:pStyle w:val="Compact"/>
-              <w:jc w:val="left"/>
-            </w:pPr>
-            <w:r>
-              <w:t xml:space="preserve">1.0</w:t>
+              <w:t xml:space="preserve">2.0</w:t>
+            </w:r>
+          </w:p>
+        </w:tc>
+        <w:tc>
+          <w:tcPr/>
+          <w:p>
+            <w:pPr>
+              <w:pStyle w:val="Compact"/>
+              <w:jc w:val="left"/>
+            </w:pPr>
+            <w:r>
+              <w:t xml:space="preserve">4.0</w:t>
             </w:r>
           </w:p>
         </w:tc>
@@ -774,67 +774,55 @@
               <w:jc w:val="left"/>
             </w:pPr>
             <w:r>
-              <w:t xml:space="preserve">informal_obstacle</w:t>
-            </w:r>
-          </w:p>
-        </w:tc>
-        <w:tc>
-          <w:tcPr/>
-          <w:p>
-            <w:pPr>
-              <w:pStyle w:val="Compact"/>
-              <w:jc w:val="left"/>
-            </w:pPr>
-            <w:r>
-              <w:t xml:space="preserve">5</w:t>
-            </w:r>
-          </w:p>
-        </w:tc>
-        <w:tc>
-          <w:tcPr/>
-          <w:p>
-            <w:pPr>
-              <w:pStyle w:val="Compact"/>
-              <w:jc w:val="left"/>
-            </w:pPr>
-            <w:r>
-              <w:t xml:space="preserve">0</w:t>
-            </w:r>
-          </w:p>
-        </w:tc>
-        <w:tc>
-          <w:tcPr/>
-          <w:p>
-            <w:pPr>
-              <w:pStyle w:val="Compact"/>
-              <w:jc w:val="left"/>
-            </w:pPr>
-            <w:r>
-              <w:t xml:space="preserve">1.8</w:t>
-            </w:r>
-          </w:p>
-        </w:tc>
-        <w:tc>
-          <w:tcPr/>
-          <w:p>
-            <w:pPr>
-              <w:pStyle w:val="Compact"/>
-              <w:jc w:val="left"/>
-            </w:pPr>
-            <w:r>
-              <w:t xml:space="preserve">1.4</w:t>
-            </w:r>
-          </w:p>
-        </w:tc>
-        <w:tc>
-          <w:tcPr/>
-          <w:p>
-            <w:pPr>
-              <w:pStyle w:val="Compact"/>
-              <w:jc w:val="left"/>
-            </w:pPr>
-            <w:r>
-              <w:t xml:space="preserve">0.0</w:t>
+              <w:t xml:space="preserve">firm_age</w:t>
+            </w:r>
+          </w:p>
+        </w:tc>
+        <w:tc>
+          <w:tcPr/>
+          <w:p>
+            <w:pPr>
+              <w:pStyle w:val="Compact"/>
+              <w:jc w:val="left"/>
+            </w:pPr>
+            <w:r>
+              <w:t xml:space="preserve">81</w:t>
+            </w:r>
+          </w:p>
+        </w:tc>
+        <w:tc>
+          <w:tcPr/>
+          <w:p>
+            <w:pPr>
+              <w:pStyle w:val="Compact"/>
+              <w:jc w:val="left"/>
+            </w:pPr>
+            <w:r>
+              <w:t xml:space="preserve">55</w:t>
+            </w:r>
+          </w:p>
+        </w:tc>
+        <w:tc>
+          <w:tcPr/>
+          <w:p>
+            <w:pPr>
+              <w:pStyle w:val="Compact"/>
+              <w:jc w:val="left"/>
+            </w:pPr>
+            <w:r>
+              <w:t xml:space="preserve">20.9</w:t>
+            </w:r>
+          </w:p>
+        </w:tc>
+        <w:tc>
+          <w:tcPr/>
+          <w:p>
+            <w:pPr>
+              <w:pStyle w:val="Compact"/>
+              <w:jc w:val="left"/>
+            </w:pPr>
+            <w:r>
+              <w:t xml:space="preserve">16.9</w:t>
             </w:r>
           </w:p>
         </w:tc>
@@ -858,7 +846,19 @@
               <w:jc w:val="left"/>
             </w:pPr>
             <w:r>
-              <w:t xml:space="preserve">4.0</w:t>
+              <w:t xml:space="preserve">16.0</w:t>
+            </w:r>
+          </w:p>
+        </w:tc>
+        <w:tc>
+          <w:tcPr/>
+          <w:p>
+            <w:pPr>
+              <w:pStyle w:val="Compact"/>
+              <w:jc w:val="left"/>
+            </w:pPr>
+            <w:r>
+              <w:t xml:space="preserve">81.0</w:t>
             </w:r>
           </w:p>
         </w:tc>
@@ -880,149 +880,67 @@
               <w:jc w:val="left"/>
             </w:pPr>
             <w:r>
-              <w:t xml:space="preserve">ln_employees</w:t>
-            </w:r>
-          </w:p>
-        </w:tc>
-        <w:tc>
-          <w:tcPr/>
-          <w:p>
-            <w:pPr>
-              <w:pStyle w:val="Compact"/>
-              <w:jc w:val="left"/>
-            </w:pPr>
-            <w:r>
-              <w:t xml:space="preserve">1499</w:t>
-            </w:r>
-          </w:p>
-        </w:tc>
-        <w:tc>
-          <w:tcPr/>
-          <w:p>
-            <w:pPr>
-              <w:pStyle w:val="Compact"/>
-              <w:jc w:val="left"/>
-            </w:pPr>
-            <w:r>
-              <w:t xml:space="preserve">0</w:t>
-            </w:r>
-          </w:p>
-        </w:tc>
-        <w:tc>
-          <w:tcPr/>
-          <w:p>
-            <w:pPr>
-              <w:pStyle w:val="Compact"/>
-              <w:jc w:val="left"/>
-            </w:pPr>
-            <w:r>
-              <w:t xml:space="preserve">3.7</w:t>
-            </w:r>
-          </w:p>
-        </w:tc>
-        <w:tc>
-          <w:tcPr/>
-          <w:p>
-            <w:pPr>
-              <w:pStyle w:val="Compact"/>
-              <w:jc w:val="left"/>
-            </w:pPr>
-            <w:r>
-              <w:t xml:space="preserve">1.4</w:t>
-            </w:r>
-          </w:p>
-        </w:tc>
-        <w:tc>
-          <w:tcPr/>
-          <w:p>
-            <w:pPr>
-              <w:pStyle w:val="Compact"/>
-              <w:jc w:val="left"/>
-            </w:pPr>
-            <w:r>
-              <w:t xml:space="preserve">0.0</w:t>
-            </w:r>
-          </w:p>
-        </w:tc>
-        <w:tc>
-          <w:tcPr/>
-          <w:p>
-            <w:pPr>
-              <w:pStyle w:val="Compact"/>
-              <w:jc w:val="left"/>
-            </w:pPr>
-            <w:r>
-              <w:t xml:space="preserve">3.6</w:t>
-            </w:r>
-          </w:p>
-        </w:tc>
-        <w:tc>
-          <w:tcPr/>
-          <w:p>
-            <w:pPr>
-              <w:pStyle w:val="Compact"/>
-              <w:jc w:val="left"/>
-            </w:pPr>
-            <w:r>
-              <w:t xml:space="preserve">10.1</w:t>
-            </w:r>
-          </w:p>
-        </w:tc>
-        <w:tc>
-          <w:tcPr/>
-          <w:p>
-            <w:pPr>
-              <w:pStyle w:val="Compact"/>
-            </w:pPr>
-          </w:p>
-        </w:tc>
-      </w:tr>
-      <w:tr>
-        <w:tc>
-          <w:tcPr/>
-          <w:p>
-            <w:pPr>
-              <w:pStyle w:val="Compact"/>
-              <w:jc w:val="left"/>
-            </w:pPr>
-            <w:r>
-              <w:t xml:space="preserve">firm_age</w:t>
-            </w:r>
-          </w:p>
-        </w:tc>
-        <w:tc>
-          <w:tcPr/>
-          <w:p>
-            <w:pPr>
-              <w:pStyle w:val="Compact"/>
-              <w:jc w:val="left"/>
-            </w:pPr>
-            <w:r>
-              <w:t xml:space="preserve">80</w:t>
-            </w:r>
-          </w:p>
-        </w:tc>
-        <w:tc>
-          <w:tcPr/>
-          <w:p>
-            <w:pPr>
-              <w:pStyle w:val="Compact"/>
-              <w:jc w:val="left"/>
-            </w:pPr>
-            <w:r>
-              <w:t xml:space="preserve">0</w:t>
-            </w:r>
-          </w:p>
-        </w:tc>
-        <w:tc>
-          <w:tcPr/>
-          <w:p>
-            <w:pPr>
-              <w:pStyle w:val="Compact"/>
-              <w:jc w:val="left"/>
-            </w:pPr>
-            <w:r>
-              <w:t xml:space="preserve">21.8</w:t>
+              <w:t xml:space="preserve">manager_experience</w:t>
+            </w:r>
+          </w:p>
+        </w:tc>
+        <w:tc>
+          <w:tcPr/>
+          <w:p>
+            <w:pPr>
+              <w:pStyle w:val="Compact"/>
+              <w:jc w:val="left"/>
+            </w:pPr>
+            <w:r>
+              <w:t xml:space="preserve">51</w:t>
+            </w:r>
+          </w:p>
+        </w:tc>
+        <w:tc>
+          <w:tcPr/>
+          <w:p>
+            <w:pPr>
+              <w:pStyle w:val="Compact"/>
+              <w:jc w:val="left"/>
+            </w:pPr>
+            <w:r>
+              <w:t xml:space="preserve">1</w:t>
+            </w:r>
+          </w:p>
+        </w:tc>
+        <w:tc>
+          <w:tcPr/>
+          <w:p>
+            <w:pPr>
+              <w:pStyle w:val="Compact"/>
+              <w:jc w:val="left"/>
+            </w:pPr>
+            <w:r>
+              <w:t xml:space="preserve">19.0</w:t>
+            </w:r>
+          </w:p>
+        </w:tc>
+        <w:tc>
+          <w:tcPr/>
+          <w:p>
+            <w:pPr>
+              <w:pStyle w:val="Compact"/>
+              <w:jc w:val="left"/>
+            </w:pPr>
+            <w:r>
+              <w:t xml:space="preserve">11.7</w:t>
+            </w:r>
+          </w:p>
+        </w:tc>
+        <w:tc>
+          <w:tcPr/>
+          <w:p>
+            <w:pPr>
+              <w:pStyle w:val="Compact"/>
+              <w:jc w:val="left"/>
+            </w:pPr>
+            <w:r>
+              <w:t xml:space="preserve">1.0</w:t>
             </w:r>
           </w:p>
         </w:tc>
@@ -1035,136 +953,6 @@
             </w:pPr>
             <w:r>
               <w:t xml:space="preserve">17.0</w:t>
-            </w:r>
-          </w:p>
-        </w:tc>
-        <w:tc>
-          <w:tcPr/>
-          <w:p>
-            <w:pPr>
-              <w:pStyle w:val="Compact"/>
-              <w:jc w:val="left"/>
-            </w:pPr>
-            <w:r>
-              <w:t xml:space="preserve">2.0</w:t>
-            </w:r>
-          </w:p>
-        </w:tc>
-        <w:tc>
-          <w:tcPr/>
-          <w:p>
-            <w:pPr>
-              <w:pStyle w:val="Compact"/>
-              <w:jc w:val="left"/>
-            </w:pPr>
-            <w:r>
-              <w:t xml:space="preserve">16.0</w:t>
-            </w:r>
-          </w:p>
-        </w:tc>
-        <w:tc>
-          <w:tcPr/>
-          <w:p>
-            <w:pPr>
-              <w:pStyle w:val="Compact"/>
-              <w:jc w:val="left"/>
-            </w:pPr>
-            <w:r>
-              <w:t xml:space="preserve">81.0</w:t>
-            </w:r>
-          </w:p>
-        </w:tc>
-        <w:tc>
-          <w:tcPr/>
-          <w:p>
-            <w:pPr>
-              <w:pStyle w:val="Compact"/>
-            </w:pPr>
-          </w:p>
-        </w:tc>
-      </w:tr>
-      <w:tr>
-        <w:tc>
-          <w:tcPr/>
-          <w:p>
-            <w:pPr>
-              <w:pStyle w:val="Compact"/>
-              <w:jc w:val="left"/>
-            </w:pPr>
-            <w:r>
-              <w:t xml:space="preserve">manager_experience</w:t>
-            </w:r>
-          </w:p>
-        </w:tc>
-        <w:tc>
-          <w:tcPr/>
-          <w:p>
-            <w:pPr>
-              <w:pStyle w:val="Compact"/>
-              <w:jc w:val="left"/>
-            </w:pPr>
-            <w:r>
-              <w:t xml:space="preserve">50</w:t>
-            </w:r>
-          </w:p>
-        </w:tc>
-        <w:tc>
-          <w:tcPr/>
-          <w:p>
-            <w:pPr>
-              <w:pStyle w:val="Compact"/>
-              <w:jc w:val="left"/>
-            </w:pPr>
-            <w:r>
-              <w:t xml:space="preserve">0</w:t>
-            </w:r>
-          </w:p>
-        </w:tc>
-        <w:tc>
-          <w:tcPr/>
-          <w:p>
-            <w:pPr>
-              <w:pStyle w:val="Compact"/>
-              <w:jc w:val="left"/>
-            </w:pPr>
-            <w:r>
-              <w:t xml:space="preserve">20.7</w:t>
-            </w:r>
-          </w:p>
-        </w:tc>
-        <w:tc>
-          <w:tcPr/>
-          <w:p>
-            <w:pPr>
-              <w:pStyle w:val="Compact"/>
-              <w:jc w:val="left"/>
-            </w:pPr>
-            <w:r>
-              <w:t xml:space="preserve">11.6</w:t>
-            </w:r>
-          </w:p>
-        </w:tc>
-        <w:tc>
-          <w:tcPr/>
-          <w:p>
-            <w:pPr>
-              <w:pStyle w:val="Compact"/>
-              <w:jc w:val="left"/>
-            </w:pPr>
-            <w:r>
-              <w:t xml:space="preserve">1.0</w:t>
-            </w:r>
-          </w:p>
-        </w:tc>
-        <w:tc>
-          <w:tcPr/>
-          <w:p>
-            <w:pPr>
-              <w:pStyle w:val="Compact"/>
-              <w:jc w:val="left"/>
-            </w:pPr>
-            <w:r>
-              <w:t xml:space="preserve">20.0</w:t>
             </w:r>
           </w:p>
         </w:tc>

--- a/results/table_01_descriptive_statistics.docx
+++ b/results/table_01_descriptive_statistics.docx
@@ -5,20 +5,20 @@
     <w:tbl>
       <w:tblPr>
         <w:tblStyle w:val="Table"/>
-        <w:tblW w:type="pct" w:w="4663"/>
+        <w:tblW w:type="pct" w:w="4679"/>
         <w:tblLayout w:type="fixed"/>
         <w:tblLook w:firstRow="1" w:lastRow="0" w:firstColumn="0" w:lastColumn="0" w:noHBand="0" w:noVBand="0" w:val="0020"/>
       </w:tblPr>
       <w:tblGrid>
-        <w:gridCol w:w="1827"/>
-        <w:gridCol w:w="685"/>
-        <w:gridCol w:w="1142"/>
-        <w:gridCol w:w="533"/>
-        <w:gridCol w:w="533"/>
-        <w:gridCol w:w="533"/>
-        <w:gridCol w:w="685"/>
-        <w:gridCol w:w="533"/>
-        <w:gridCol w:w="913"/>
+        <w:gridCol w:w="2107"/>
+        <w:gridCol w:w="653"/>
+        <w:gridCol w:w="1089"/>
+        <w:gridCol w:w="508"/>
+        <w:gridCol w:w="508"/>
+        <w:gridCol w:w="508"/>
+        <w:gridCol w:w="653"/>
+        <w:gridCol w:w="508"/>
+        <w:gridCol w:w="871"/>
       </w:tblGrid>
       <w:tr>
         <w:trPr>
@@ -150,7 +150,7 @@
               <w:jc w:val="left"/>
             </w:pPr>
             <w:r>
-              <w:t xml:space="preserve">5951</w:t>
+              <w:t xml:space="preserve">4187</w:t>
             </w:r>
           </w:p>
         </w:tc>
@@ -174,7 +174,7 @@
               <w:jc w:val="left"/>
             </w:pPr>
             <w:r>
-              <w:t xml:space="preserve">17.0</w:t>
+              <w:t xml:space="preserve">17.2</w:t>
             </w:r>
           </w:p>
         </w:tc>
@@ -210,7 +210,7 @@
               <w:jc w:val="left"/>
             </w:pPr>
             <w:r>
-              <w:t xml:space="preserve">16.7</w:t>
+              <w:t xml:space="preserve">16.8</w:t>
             </w:r>
           </w:p>
         </w:tc>
@@ -256,7 +256,7 @@
               <w:jc w:val="left"/>
             </w:pPr>
             <w:r>
-              <w:t xml:space="preserve">2187</w:t>
+              <w:t xml:space="preserve">1824</w:t>
             </w:r>
           </w:p>
         </w:tc>
@@ -280,19 +280,19 @@
               <w:jc w:val="left"/>
             </w:pPr>
             <w:r>
-              <w:t xml:space="preserve">3.4</w:t>
-            </w:r>
-          </w:p>
-        </w:tc>
-        <w:tc>
-          <w:tcPr/>
-          <w:p>
-            <w:pPr>
-              <w:pStyle w:val="Compact"/>
-              <w:jc w:val="left"/>
-            </w:pPr>
-            <w:r>
-              <w:t xml:space="preserve">1.3</w:t>
+              <w:t xml:space="preserve">3.5</w:t>
+            </w:r>
+          </w:p>
+        </w:tc>
+        <w:tc>
+          <w:tcPr/>
+          <w:p>
+            <w:pPr>
+              <w:pStyle w:val="Compact"/>
+              <w:jc w:val="left"/>
+            </w:pPr>
+            <w:r>
+              <w:t xml:space="preserve">1.4</w:t>
             </w:r>
           </w:p>
         </w:tc>
@@ -316,7 +316,7 @@
               <w:jc w:val="left"/>
             </w:pPr>
             <w:r>
-              <w:t xml:space="preserve">3.1</w:t>
+              <w:t xml:space="preserve">3.2</w:t>
             </w:r>
           </w:p>
         </w:tc>
@@ -350,19 +350,19 @@
               <w:jc w:val="left"/>
             </w:pPr>
             <w:r>
-              <w:t xml:space="preserve">high_competition</w:t>
-            </w:r>
-          </w:p>
-        </w:tc>
-        <w:tc>
-          <w:tcPr/>
-          <w:p>
-            <w:pPr>
-              <w:pStyle w:val="Compact"/>
-              <w:jc w:val="left"/>
-            </w:pPr>
-            <w:r>
-              <w:t xml:space="preserve">2</w:t>
+              <w:t xml:space="preserve">competition_pressure_index</w:t>
+            </w:r>
+          </w:p>
+        </w:tc>
+        <w:tc>
+          <w:tcPr/>
+          <w:p>
+            <w:pPr>
+              <w:pStyle w:val="Compact"/>
+              <w:jc w:val="left"/>
+            </w:pPr>
+            <w:r>
+              <w:t xml:space="preserve">40</w:t>
             </w:r>
           </w:p>
         </w:tc>
@@ -386,30 +386,6 @@
               <w:jc w:val="left"/>
             </w:pPr>
             <w:r>
-              <w:t xml:space="preserve">0.6</w:t>
-            </w:r>
-          </w:p>
-        </w:tc>
-        <w:tc>
-          <w:tcPr/>
-          <w:p>
-            <w:pPr>
-              <w:pStyle w:val="Compact"/>
-              <w:jc w:val="left"/>
-            </w:pPr>
-            <w:r>
-              <w:t xml:space="preserve">0.5</w:t>
-            </w:r>
-          </w:p>
-        </w:tc>
-        <w:tc>
-          <w:tcPr/>
-          <w:p>
-            <w:pPr>
-              <w:pStyle w:val="Compact"/>
-              <w:jc w:val="left"/>
-            </w:pPr>
-            <w:r>
               <w:t xml:space="preserve">0.0</w:t>
             </w:r>
           </w:p>
@@ -434,7 +410,31 @@
               <w:jc w:val="left"/>
             </w:pPr>
             <w:r>
-              <w:t xml:space="preserve">1.0</w:t>
+              <w:t xml:space="preserve">-2.3</w:t>
+            </w:r>
+          </w:p>
+        </w:tc>
+        <w:tc>
+          <w:tcPr/>
+          <w:p>
+            <w:pPr>
+              <w:pStyle w:val="Compact"/>
+              <w:jc w:val="left"/>
+            </w:pPr>
+            <w:r>
+              <w:t xml:space="preserve">0.3</w:t>
+            </w:r>
+          </w:p>
+        </w:tc>
+        <w:tc>
+          <w:tcPr/>
+          <w:p>
+            <w:pPr>
+              <w:pStyle w:val="Compact"/>
+              <w:jc w:val="left"/>
+            </w:pPr>
+            <w:r>
+              <w:t xml:space="preserve">1.4</w:t>
             </w:r>
           </w:p>
         </w:tc>
@@ -574,19 +574,19 @@
               <w:jc w:val="left"/>
             </w:pPr>
             <w:r>
-              <w:t xml:space="preserve">3</w:t>
-            </w:r>
-          </w:p>
-        </w:tc>
-        <w:tc>
-          <w:tcPr/>
-          <w:p>
-            <w:pPr>
-              <w:pStyle w:val="Compact"/>
-              <w:jc w:val="left"/>
-            </w:pPr>
-            <w:r>
-              <w:t xml:space="preserve">35</w:t>
+              <w:t xml:space="preserve">2</w:t>
+            </w:r>
+          </w:p>
+        </w:tc>
+        <w:tc>
+          <w:tcPr/>
+          <w:p>
+            <w:pPr>
+              <w:pStyle w:val="Compact"/>
+              <w:jc w:val="left"/>
+            </w:pPr>
+            <w:r>
+              <w:t xml:space="preserve">0</w:t>
             </w:r>
           </w:p>
         </w:tc>
@@ -680,19 +680,19 @@
               <w:jc w:val="left"/>
             </w:pPr>
             <w:r>
-              <w:t xml:space="preserve">6</w:t>
-            </w:r>
-          </w:p>
-        </w:tc>
-        <w:tc>
-          <w:tcPr/>
-          <w:p>
-            <w:pPr>
-              <w:pStyle w:val="Compact"/>
-              <w:jc w:val="left"/>
-            </w:pPr>
-            <w:r>
-              <w:t xml:space="preserve">2</w:t>
+              <w:t xml:space="preserve">5</w:t>
+            </w:r>
+          </w:p>
+        </w:tc>
+        <w:tc>
+          <w:tcPr/>
+          <w:p>
+            <w:pPr>
+              <w:pStyle w:val="Compact"/>
+              <w:jc w:val="left"/>
+            </w:pPr>
+            <w:r>
+              <w:t xml:space="preserve">0</w:t>
             </w:r>
           </w:p>
         </w:tc>
@@ -798,19 +798,19 @@
               <w:jc w:val="left"/>
             </w:pPr>
             <w:r>
-              <w:t xml:space="preserve">55</w:t>
-            </w:r>
-          </w:p>
-        </w:tc>
-        <w:tc>
-          <w:tcPr/>
-          <w:p>
-            <w:pPr>
-              <w:pStyle w:val="Compact"/>
-              <w:jc w:val="left"/>
-            </w:pPr>
-            <w:r>
-              <w:t xml:space="preserve">20.9</w:t>
+              <w:t xml:space="preserve">33</w:t>
+            </w:r>
+          </w:p>
+        </w:tc>
+        <w:tc>
+          <w:tcPr/>
+          <w:p>
+            <w:pPr>
+              <w:pStyle w:val="Compact"/>
+              <w:jc w:val="left"/>
+            </w:pPr>
+            <w:r>
+              <w:t xml:space="preserve">21.1</w:t>
             </w:r>
           </w:p>
         </w:tc>
@@ -916,19 +916,19 @@
               <w:jc w:val="left"/>
             </w:pPr>
             <w:r>
-              <w:t xml:space="preserve">19.0</w:t>
-            </w:r>
-          </w:p>
-        </w:tc>
-        <w:tc>
-          <w:tcPr/>
-          <w:p>
-            <w:pPr>
-              <w:pStyle w:val="Compact"/>
-              <w:jc w:val="left"/>
-            </w:pPr>
-            <w:r>
-              <w:t xml:space="preserve">11.7</w:t>
+              <w:t xml:space="preserve">19.1</w:t>
+            </w:r>
+          </w:p>
+        </w:tc>
+        <w:tc>
+          <w:tcPr/>
+          <w:p>
+            <w:pPr>
+              <w:pStyle w:val="Compact"/>
+              <w:jc w:val="left"/>
+            </w:pPr>
+            <w:r>
+              <w:t xml:space="preserve">11.6</w:t>
             </w:r>
           </w:p>
         </w:tc>
